--- a/9-交付管理/运行记录类文件/ZGS-09-05-中国广电重庆BOSS系统存储维保项目-下半年交付报告.docx
+++ b/9-交付管理/运行记录类文件/ZGS-09-05-中国广电重庆BOSS系统存储维保项目-下半年交付报告.docx
@@ -99,8 +99,8 @@
         <w:spacing w:before="3120" w:beforeLines="1000"/>
         <w:textAlignment w:val="baseline"/>
       </w:pPr>
-      <w:bookmarkStart w:id="0" w:name="_Toc26101"/>
-      <w:bookmarkStart w:id="1" w:name="_Toc22769"/>
+      <w:bookmarkStart w:id="0" w:name="_Toc22769"/>
+      <w:bookmarkStart w:id="1" w:name="_Toc26101"/>
       <w:r>
         <w:rPr>
           <w:rFonts w:hint="eastAsia"/>
@@ -248,28 +248,7 @@
           <w:sz w:val="24"/>
           <w:szCs w:val="24"/>
         </w:rPr>
-        <w:t>文件编号：ZGS-09-04</w:t>
-      </w:r>
-      <w:r>
-        <w:rPr>
-          <w:rFonts w:hint="eastAsia" w:ascii="宋体" w:hAnsi="宋体" w:eastAsia="宋体" w:cs="宋体"/>
-          <w:b/>
-          <w:bCs/>
-          <w:spacing w:val="-3"/>
-          <w:sz w:val="24"/>
-          <w:szCs w:val="24"/>
-          <w:lang w:val="en-US" w:eastAsia="zh-CN"/>
-        </w:rPr>
-      </w:r>
-      <w:r>
-        <w:rPr>
-          <w:rFonts w:ascii="宋体" w:hAnsi="宋体" w:eastAsia="宋体" w:cs="宋体"/>
-          <w:b/>
-          <w:bCs/>
-          <w:spacing w:val="-3"/>
-          <w:sz w:val="24"/>
-          <w:szCs w:val="24"/>
-        </w:rPr>
+        <w:t>文件编号：ZGS-09-0</w:t>
       </w:r>
       <w:r>
         <w:rPr>
@@ -281,28 +260,10 @@
           <w:szCs w:val="24"/>
           <w:lang w:val="en-US" w:eastAsia="zh-CN"/>
         </w:rPr>
+        <w:t>5</w:t>
       </w:r>
-      <w:r>
-        <w:rPr>
-          <w:rFonts w:ascii="宋体" w:hAnsi="宋体" w:eastAsia="宋体" w:cs="宋体"/>
-          <w:b/>
-          <w:bCs/>
-          <w:spacing w:val="-3"/>
-          <w:sz w:val="24"/>
-          <w:szCs w:val="24"/>
-        </w:rPr>
-      </w:r>
-      <w:r>
-        <w:rPr>
-          <w:rFonts w:hint="eastAsia" w:ascii="宋体" w:hAnsi="宋体" w:cs="宋体"/>
-          <w:b/>
-          <w:bCs/>
-          <w:spacing w:val="-3"/>
-          <w:sz w:val="24"/>
-          <w:szCs w:val="24"/>
-          <w:lang w:val="en-US" w:eastAsia="zh-CN"/>
-        </w:rPr>
-      </w:r>
+      <w:bookmarkStart w:id="42" w:name="_GoBack"/>
+      <w:bookmarkEnd w:id="42"/>
     </w:p>
     <w:tbl>
       <w:tblPr>
@@ -686,30 +647,6 @@
                 <w:lang w:val="en-US" w:eastAsia="zh-CN"/>
               </w:rPr>
               <w:t>批准人:宋海滨</w:t>
-            </w:r>
-            <w:r>
-              <w:rPr>
-                <w:rFonts w:hint="eastAsia"/>
-                <w:spacing w:val="1"/>
-                <w:kern w:val="0"/>
-                <w:vertAlign w:val="baseline"/>
-                <w:lang w:val="en-US" w:eastAsia="zh-CN"/>
-              </w:rPr>
-            </w:r>
-            <w:r>
-              <w:rPr>
-                <w:rFonts w:hint="eastAsia" w:asciiTheme="minorAscii" w:hAnsiTheme="minorAscii" w:eastAsiaTheme="minorEastAsia"/>
-                <w:spacing w:val="227"/>
-                <w:sz w:val="21"/>
-                <w:vertAlign w:val="baseline"/>
-                <w:lang w:val="en-US" w:eastAsia="zh-CN"/>
-              </w:rPr>
-            </w:r>
-            <w:r>
-              <w:rPr>
-                <w:rFonts w:hint="eastAsia"/>
-                <w:lang w:val="en-US" w:eastAsia="zh-CN"/>
-              </w:rPr>
             </w:r>
           </w:p>
         </w:tc>
@@ -1753,8 +1690,6 @@
               <w:tab w:val="right" w:leader="dot" w:pos="9422"/>
             </w:tabs>
           </w:pPr>
-          <w:bookmarkStart w:id="42" w:name="_GoBack"/>
-          <w:bookmarkEnd w:id="42"/>
           <w:r>
             <w:fldChar w:fldCharType="begin"/>
           </w:r>
@@ -3410,8 +3345,8 @@
         <w:adjustRightInd w:val="0"/>
         <w:snapToGrid w:val="0"/>
       </w:pPr>
-      <w:bookmarkStart w:id="6" w:name="heading_4"/>
-      <w:bookmarkStart w:id="7" w:name="_Toc379"/>
+      <w:bookmarkStart w:id="6" w:name="_Toc379"/>
+      <w:bookmarkStart w:id="7" w:name="heading_4"/>
       <w:r>
         <w:t>服务执行情况</w:t>
       </w:r>
@@ -6304,8 +6239,8 @@
         <w:adjustRightInd w:val="0"/>
         <w:snapToGrid w:val="0"/>
       </w:pPr>
-      <w:bookmarkStart w:id="12" w:name="heading_7"/>
-      <w:bookmarkStart w:id="13" w:name="_Toc12094"/>
+      <w:bookmarkStart w:id="12" w:name="_Toc12094"/>
+      <w:bookmarkStart w:id="13" w:name="heading_7"/>
       <w:r>
         <w:t>阶段四完成情况（2025年10-12月）</w:t>
       </w:r>
@@ -9152,6 +9087,12 @@
             <w:insideH w:val="none" w:color="auto" w:sz="0" w:space="0"/>
             <w:insideV w:val="none" w:color="auto" w:sz="0" w:space="0"/>
           </w:tblBorders>
+          <w:tblCellMar>
+            <w:top w:w="0" w:type="dxa"/>
+            <w:left w:w="10" w:type="dxa"/>
+            <w:bottom w:w="0" w:type="dxa"/>
+            <w:right w:w="10" w:type="dxa"/>
+          </w:tblCellMar>
         </w:tblPrEx>
         <w:trPr>
           <w:trHeight w:val="0" w:hRule="atLeast"/>
@@ -9984,8 +9925,8 @@
         <w:adjustRightInd w:val="0"/>
         <w:snapToGrid w:val="0"/>
       </w:pPr>
-      <w:bookmarkStart w:id="18" w:name="heading_10"/>
-      <w:bookmarkStart w:id="19" w:name="_Toc10231"/>
+      <w:bookmarkStart w:id="18" w:name="_Toc10231"/>
+      <w:bookmarkStart w:id="19" w:name="heading_10"/>
       <w:r>
         <w:t>月度SLA明细</w:t>
       </w:r>
@@ -11953,8 +11894,8 @@
         <w:adjustRightInd w:val="0"/>
         <w:snapToGrid w:val="0"/>
       </w:pPr>
-      <w:bookmarkStart w:id="24" w:name="heading_13"/>
-      <w:bookmarkStart w:id="25" w:name="_Toc27151"/>
+      <w:bookmarkStart w:id="24" w:name="_Toc27151"/>
+      <w:bookmarkStart w:id="25" w:name="heading_13"/>
       <w:r>
         <w:t>应急响应能力验证</w:t>
       </w:r>
